--- a/requirement_leaveApplication/LeaveApplicationMaster/EMGMNT-GPT-LeaveApplicationMaster/docs/Requirement_LeaveApplicationMaster.docx
+++ b/requirement_leaveApplication/LeaveApplicationMaster/EMGMNT-GPT-LeaveApplicationMaster/docs/Requirement_LeaveApplicationMaster.docx
@@ -1,16 +1,31 @@
 
 <file path=word/document.xml><?xml version="1.0" encoding="utf-8"?>
-<w:document xmlns:wpc="http://schemas.microsoft.com/office/word/2010/wordprocessingCanvas" xmlns:cx="http://schemas.microsoft.com/office/drawing/2014/chartex" xmlns:cx1="http://schemas.microsoft.com/office/drawing/2015/9/8/chartex" xmlns:cx2="http://schemas.microsoft.com/office/drawing/2015/10/21/chartex" xmlns:cx3="http://schemas.microsoft.com/office/drawing/2016/5/9/chartex" xmlns:cx4="http://schemas.microsoft.com/office/drawing/2016/5/10/chartex" xmlns:cx5="http://schemas.microsoft.com/office/drawing/2016/5/11/chartex" xmlns:cx6="http://schemas.microsoft.com/office/drawing/2016/5/12/chartex" xmlns:cx7="http://schemas.microsoft.com/office/drawing/2016/5/13/chartex" xmlns:cx8="http://schemas.microsoft.com/office/drawing/2016/5/14/chartex" xmlns:mc="http://schemas.openxmlformats.org/markup-compatibility/2006" xmlns:aink="http://schemas.microsoft.com/office/drawing/2016/ink" xmlns:am3d="http://schemas.microsoft.com/office/drawing/2017/model3d" xmlns:o="urn:schemas-microsoft-com:office:office" xmlns:oel="http://schemas.microsoft.com/office/2019/extlst" xmlns:r="http://schemas.openxmlformats.org/officeDocument/2006/relationships" xmlns:m="http://schemas.openxmlformats.org/officeDocument/2006/math" xmlns:v="urn:schemas-microsoft-com:vml" xmlns:wp14="http://schemas.microsoft.com/office/word/2010/wordprocessingDrawing" xmlns:wp="http://schemas.openxmlformats.org/drawingml/2006/wordprocessingDrawing" xmlns:w10="urn:schemas-microsoft-com:office:word" xmlns:w="http://schemas.openxmlformats.org/wordprocessingml/2006/main" xmlns:w14="http://schemas.microsoft.com/office/word/2010/wordml" xmlns:w15="http://schemas.microsoft.com/office/word/2012/wordml" xmlns:w16cex="http://schemas.microsoft.com/office/word/2018/wordml/cex" xmlns:w16cid="http://schemas.microsoft.com/office/word/2016/wordml/cid" xmlns:w16="http://schemas.microsoft.com/office/word/2018/wordml" xmlns:w16du="http://schemas.microsoft.com/office/word/2023/wordml/word16du" xmlns:w16sdtdh="http://schemas.microsoft.com/office/word/2020/wordml/sdtdatahash" xmlns:w16sdtfl="http://schemas.microsoft.com/office/word/2024/wordml/sdtformatlock" xmlns:w16se="http://schemas.microsoft.com/office/word/2015/wordml/symex" xmlns:wpg="http://schemas.microsoft.com/office/word/2010/wordprocessingGroup" xmlns:wpi="http://schemas.microsoft.com/office/word/2010/wordprocessingInk" xmlns:wne="http://schemas.microsoft.com/office/word/2006/wordml" xmlns:wps="http://schemas.microsoft.com/office/word/2010/wordprocessingShape" mc:Ignorable="w14 w15 w16se w16cid w16 w16cex w16sdtdh w16sdtfl w16du wp14">
+<w:document xmlns:wpc="http://schemas.microsoft.com/office/word/2010/wordprocessingCanvas" xmlns:cx="http://schemas.microsoft.com/office/drawing/2014/chartex" xmlns:cx1="http://schemas.microsoft.com/office/drawing/2015/9/8/chartex" xmlns:cx2="http://schemas.microsoft.com/office/drawing/2015/10/21/chartex" xmlns:cx3="http://schemas.microsoft.com/office/drawing/2016/5/9/chartex" xmlns:cx4="http://schemas.microsoft.com/office/drawing/2016/5/10/chartex" xmlns:cx5="http://schemas.microsoft.com/office/drawing/2016/5/11/chartex" xmlns:cx6="http://schemas.microsoft.com/office/drawing/2016/5/12/chartex" xmlns:cx7="http://schemas.microsoft.com/office/drawing/2016/5/13/chartex" xmlns:cx8="http://schemas.microsoft.com/office/drawing/2016/5/14/chartex" xmlns:mc="http://schemas.openxmlformats.org/markup-compatibility/2006" xmlns:aink="http://schemas.microsoft.com/office/drawing/2016/ink" xmlns:am3d="http://schemas.microsoft.com/office/drawing/2017/model3d" xmlns:o="urn:schemas-microsoft-com:office:office" xmlns:r="http://schemas.openxmlformats.org/officeDocument/2006/relationships" xmlns:m="http://schemas.openxmlformats.org/officeDocument/2006/math" xmlns:v="urn:schemas-microsoft-com:vml" xmlns:wp14="http://schemas.microsoft.com/office/word/2010/wordprocessingDrawing" xmlns:wp="http://schemas.openxmlformats.org/drawingml/2006/wordprocessingDrawing" xmlns:w10="urn:schemas-microsoft-com:office:word" xmlns:w="http://schemas.openxmlformats.org/wordprocessingml/2006/main" xmlns:w14="http://schemas.microsoft.com/office/word/2010/wordml" xmlns:w15="http://schemas.microsoft.com/office/word/2012/wordml" xmlns:w16cid="http://schemas.microsoft.com/office/word/2016/wordml/cid" xmlns:w16se="http://schemas.microsoft.com/office/word/2015/wordml/symex" xmlns:wpg="http://schemas.microsoft.com/office/word/2010/wordprocessingGroup" xmlns:wpi="http://schemas.microsoft.com/office/word/2010/wordprocessingInk" xmlns:wne="http://schemas.microsoft.com/office/word/2006/wordml" xmlns:wps="http://schemas.microsoft.com/office/word/2010/wordprocessingShape" mc:Ignorable="w14 w15 w16se w16cid wp14">
   <w:body>
     <w:p>
       <w:r>
         <w:t xml:space="preserve">Create </w:t>
       </w:r>
+      <w:proofErr w:type="spellStart"/>
       <w:r>
         <w:t>LeaveType</w:t>
       </w:r>
-      <w:r>
-        <w:t xml:space="preserve"> Master page in .NETCoreMVC using C# </w:t>
+      <w:proofErr w:type="spellEnd"/>
+      <w:r>
+        <w:t xml:space="preserve"> Master page </w:t>
+      </w:r>
+      <w:proofErr w:type="gramStart"/>
+      <w:r>
+        <w:t>in .</w:t>
+      </w:r>
+      <w:proofErr w:type="spellStart"/>
+      <w:r>
+        <w:t>NETCoreMVC</w:t>
+      </w:r>
+      <w:proofErr w:type="spellEnd"/>
+      <w:proofErr w:type="gramEnd"/>
+      <w:r>
+        <w:t xml:space="preserve"> using C# </w:t>
       </w:r>
       <w:r>
         <w:t xml:space="preserve">and ADO .NET for DB related </w:t>
@@ -28,10 +43,10 @@
     <w:p>
       <w:r>
         <w:drawing>
-          <wp:inline distT="0" distB="0" distL="0" distR="0" wp14:anchorId="1FE44AB7" wp14:editId="19824C3C">
-            <wp:extent cx="5943600" cy="3109595"/>
-            <wp:effectExtent l="0" t="0" r="0" b="0"/>
-            <wp:docPr id="670827152" name="Picture 1"/>
+          <wp:inline distT="0" distB="0" distL="0" distR="0" wp14:anchorId="0535FF8E" wp14:editId="0A903B3E">
+            <wp:extent cx="5943600" cy="3122930"/>
+            <wp:effectExtent l="0" t="0" r="0" b="1270"/>
+            <wp:docPr id="2" name="Picture 2"/>
             <wp:cNvGraphicFramePr>
               <a:graphicFrameLocks xmlns:a="http://schemas.openxmlformats.org/drawingml/2006/main" noChangeAspect="1"/>
             </wp:cNvGraphicFramePr>
@@ -39,7 +54,7 @@
               <a:graphicData uri="http://schemas.openxmlformats.org/drawingml/2006/picture">
                 <pic:pic xmlns:pic="http://schemas.openxmlformats.org/drawingml/2006/picture">
                   <pic:nvPicPr>
-                    <pic:cNvPr id="670827152" name=""/>
+                    <pic:cNvPr id="1" name=""/>
                     <pic:cNvPicPr/>
                   </pic:nvPicPr>
                   <pic:blipFill>
@@ -51,7 +66,7 @@
                   <pic:spPr>
                     <a:xfrm>
                       <a:off x="0" y="0"/>
-                      <a:ext cx="5943600" cy="3109595"/>
+                      <a:ext cx="5943600" cy="3122930"/>
                     </a:xfrm>
                     <a:prstGeom prst="rect">
                       <a:avLst/>
@@ -65,8 +80,17 @@
       </w:r>
     </w:p>
     <w:p>
-      <w:r>
-        <w:t xml:space="preserve">LeaveType </w:t>
+      <w:bookmarkStart w:id="0" w:name="_GoBack"/>
+      <w:bookmarkEnd w:id="0"/>
+    </w:p>
+    <w:p>
+      <w:proofErr w:type="spellStart"/>
+      <w:r>
+        <w:t>LeaveType</w:t>
+      </w:r>
+      <w:proofErr w:type="spellEnd"/>
+      <w:r>
+        <w:t xml:space="preserve"> </w:t>
       </w:r>
       <w:r>
         <w:t>Master Screen should be available</w:t>
@@ -96,17 +120,27 @@
         <w:t>Designation</w:t>
       </w:r>
       <w:r>
-        <w:t xml:space="preserve"> Master screen</w:t>
-      </w:r>
-      <w:r>
-        <w:t xml:space="preserve"> ,  5th</w:t>
+        <w:t xml:space="preserve"> Master </w:t>
+      </w:r>
+      <w:proofErr w:type="gramStart"/>
+      <w:r>
+        <w:t>screen</w:t>
+      </w:r>
+      <w:r>
+        <w:t xml:space="preserve"> ,</w:t>
+      </w:r>
+      <w:proofErr w:type="gramEnd"/>
+      <w:r>
+        <w:t xml:space="preserve">  5th</w:t>
       </w:r>
       <w:r>
         <w:t xml:space="preserve"> screen is this newly created </w:t>
       </w:r>
+      <w:proofErr w:type="spellStart"/>
       <w:r>
         <w:t>LeaveType</w:t>
       </w:r>
+      <w:proofErr w:type="spellEnd"/>
       <w:r>
         <w:t xml:space="preserve"> Master</w:t>
       </w:r>
@@ -117,7 +151,11 @@
         <w:t>. After successful login "Add Employee", "Employees List" screen, "Department Master screen"</w:t>
       </w:r>
       <w:r>
-        <w:t>, “Section Master screen”</w:t>
+        <w:t>, “Section Master screen</w:t>
+      </w:r>
+      <w:proofErr w:type="gramStart"/>
+      <w:r>
+        <w:t>”</w:t>
       </w:r>
       <w:r>
         <w:t xml:space="preserve"> </w:t>
@@ -125,6 +163,7 @@
       <w:r>
         <w:t>,</w:t>
       </w:r>
+      <w:proofErr w:type="gramEnd"/>
       <w:r>
         <w:t xml:space="preserve"> “Designation</w:t>
       </w:r>
@@ -135,8 +174,13 @@
         <w:t xml:space="preserve"> screen”</w:t>
       </w:r>
       <w:r>
-        <w:t xml:space="preserve"> and “LeaveType</w:t>
-      </w:r>
+        <w:t xml:space="preserve"> and “</w:t>
+      </w:r>
+      <w:proofErr w:type="spellStart"/>
+      <w:r>
+        <w:t>LeaveType</w:t>
+      </w:r>
+      <w:proofErr w:type="spellEnd"/>
       <w:r>
         <w:t xml:space="preserve"> Master</w:t>
       </w:r>
@@ -214,6 +258,9 @@
     </w:p>
     <w:p>
       <w:r>
+        <w:rPr>
+          <w:noProof/>
+        </w:rPr>
         <w:lastRenderedPageBreak/>
         <w:drawing>
           <wp:inline distT="0" distB="0" distL="0" distR="0" wp14:anchorId="438255AF" wp14:editId="3B090220">
@@ -254,6 +301,9 @@
     </w:p>
     <w:p>
       <w:r>
+        <w:rPr>
+          <w:noProof/>
+        </w:rPr>
         <w:drawing>
           <wp:inline distT="0" distB="0" distL="0" distR="0" wp14:anchorId="3064F6ED" wp14:editId="2C61B74B">
             <wp:extent cx="4991797" cy="4553585"/>
@@ -293,6 +343,9 @@
     </w:p>
     <w:p>
       <w:r>
+        <w:rPr>
+          <w:noProof/>
+        </w:rPr>
         <w:lastRenderedPageBreak/>
         <w:drawing>
           <wp:inline distT="0" distB="0" distL="0" distR="0" wp14:anchorId="73601BAD" wp14:editId="4969B943">
@@ -333,6 +386,9 @@
     </w:p>
     <w:p>
       <w:r>
+        <w:rPr>
+          <w:noProof/>
+        </w:rPr>
         <w:drawing>
           <wp:inline distT="0" distB="0" distL="0" distR="0" wp14:anchorId="5BECCB2B" wp14:editId="1BAEBDF6">
             <wp:extent cx="5943600" cy="3195320"/>
@@ -372,6 +428,9 @@
     </w:p>
     <w:p>
       <w:r>
+        <w:rPr>
+          <w:noProof/>
+        </w:rPr>
         <w:lastRenderedPageBreak/>
         <w:drawing>
           <wp:inline distT="0" distB="0" distL="0" distR="0" wp14:anchorId="2968149A" wp14:editId="5917810A">
@@ -412,6 +471,9 @@
     </w:p>
     <w:p>
       <w:r>
+        <w:rPr>
+          <w:noProof/>
+        </w:rPr>
         <w:drawing>
           <wp:inline distT="0" distB="0" distL="0" distR="0" wp14:anchorId="1993BAD3" wp14:editId="6B984BCE">
             <wp:extent cx="5943600" cy="3168015"/>
@@ -460,11 +522,21 @@
     </w:p>
     <w:p>
       <w:r>
-        <w:t>This is a complete .NET</w:t>
+        <w:t xml:space="preserve">This is a </w:t>
+      </w:r>
+      <w:proofErr w:type="gramStart"/>
+      <w:r>
+        <w:t>complete .</w:t>
+      </w:r>
+      <w:proofErr w:type="spellStart"/>
+      <w:r>
+        <w:t>NET</w:t>
       </w:r>
       <w:r>
         <w:t>Core</w:t>
       </w:r>
+      <w:proofErr w:type="spellEnd"/>
+      <w:proofErr w:type="gramEnd"/>
       <w:r>
         <w:t xml:space="preserve"> MVC implementation of a </w:t>
       </w:r>
@@ -481,10 +553,35 @@
       </w:r>
     </w:p>
     <w:p>
-      <w:r>
-        <w:lastRenderedPageBreak/>
-        <w:t>LeaveID, LeaveType, LeaveDescription, Created By, Created On, Edited By, Edited On, isActive</w:t>
-      </w:r>
+      <w:proofErr w:type="spellStart"/>
+      <w:r>
+        <w:t>LeaveID</w:t>
+      </w:r>
+      <w:proofErr w:type="spellEnd"/>
+      <w:r>
+        <w:t xml:space="preserve">, </w:t>
+      </w:r>
+      <w:proofErr w:type="spellStart"/>
+      <w:r>
+        <w:t>LeaveType</w:t>
+      </w:r>
+      <w:proofErr w:type="spellEnd"/>
+      <w:r>
+        <w:t xml:space="preserve">, </w:t>
+      </w:r>
+      <w:proofErr w:type="spellStart"/>
+      <w:r>
+        <w:t>LeaveDescription</w:t>
+      </w:r>
+      <w:proofErr w:type="spellEnd"/>
+      <w:r>
+        <w:t xml:space="preserve">, Created By, Created On, Edited By, Edited On, </w:t>
+      </w:r>
+      <w:proofErr w:type="spellStart"/>
+      <w:r>
+        <w:t>isActive</w:t>
+      </w:r>
+      <w:proofErr w:type="spellEnd"/>
     </w:p>
     <w:p>
       <w:r>
@@ -492,6 +589,7 @@
           <w:b/>
           <w:bCs/>
         </w:rPr>
+        <w:lastRenderedPageBreak/>
         <w:t>## Features</w:t>
       </w:r>
       <w:r>
@@ -515,12 +613,14 @@
           <w:b/>
         </w:rPr>
       </w:pPr>
+      <w:proofErr w:type="spellStart"/>
       <w:r>
         <w:rPr>
           <w:b/>
         </w:rPr>
         <w:t>LeaveType</w:t>
       </w:r>
+      <w:proofErr w:type="spellEnd"/>
       <w:r>
         <w:rPr>
           <w:b/>
@@ -540,22 +640,31 @@
           <w:b/>
         </w:rPr>
       </w:pPr>
-      <w:r>
-        <w:t>LeaveID: Text field</w:t>
+      <w:proofErr w:type="spellStart"/>
+      <w:r>
+        <w:t>LeaveID</w:t>
+      </w:r>
+      <w:proofErr w:type="spellEnd"/>
+      <w:r>
+        <w:t>: Text field</w:t>
       </w:r>
     </w:p>
     <w:p>
+      <w:proofErr w:type="spellStart"/>
       <w:r>
         <w:t>LeaveType</w:t>
       </w:r>
+      <w:proofErr w:type="spellEnd"/>
       <w:r>
         <w:t>: text field</w:t>
       </w:r>
     </w:p>
     <w:p>
+      <w:proofErr w:type="spellStart"/>
       <w:r>
         <w:t>LeaveDescription</w:t>
       </w:r>
+      <w:proofErr w:type="spellEnd"/>
       <w:r>
         <w:t>: text field</w:t>
       </w:r>
@@ -613,31 +722,56 @@
         <w:t>Delete,</w:t>
       </w:r>
       <w:r>
-        <w:t xml:space="preserve"> LeaveID,</w:t>
-      </w:r>
-      <w:r>
         <w:t xml:space="preserve"> </w:t>
       </w:r>
+      <w:proofErr w:type="spellStart"/>
+      <w:r>
+        <w:t>LeaveID</w:t>
+      </w:r>
+      <w:proofErr w:type="spellEnd"/>
+      <w:r>
+        <w:t>,</w:t>
+      </w:r>
+      <w:r>
+        <w:t xml:space="preserve"> </w:t>
+      </w:r>
+      <w:proofErr w:type="spellStart"/>
       <w:r>
         <w:t>LeaveType</w:t>
       </w:r>
+      <w:proofErr w:type="spellEnd"/>
       <w:r>
         <w:t>,</w:t>
       </w:r>
       <w:r>
-        <w:t xml:space="preserve"> LeaveDescription,</w:t>
-      </w:r>
-      <w:r>
-        <w:t xml:space="preserve"> Created By, Created On, Edited By, Edited On, isActive</w:t>
-      </w:r>
+        <w:t xml:space="preserve"> </w:t>
+      </w:r>
+      <w:proofErr w:type="spellStart"/>
+      <w:r>
+        <w:t>LeaveDescription</w:t>
+      </w:r>
+      <w:proofErr w:type="spellEnd"/>
+      <w:r>
+        <w:t>,</w:t>
+      </w:r>
+      <w:r>
+        <w:t xml:space="preserve"> Created By, Created On, Edited By, Edited On, </w:t>
+      </w:r>
+      <w:proofErr w:type="spellStart"/>
+      <w:r>
+        <w:t>isActive</w:t>
+      </w:r>
+      <w:proofErr w:type="spellEnd"/>
     </w:p>
     <w:p>
       <w:r>
         <w:t xml:space="preserve">New </w:t>
       </w:r>
+      <w:proofErr w:type="spellStart"/>
       <w:r>
         <w:t>LeaveType</w:t>
       </w:r>
+      <w:proofErr w:type="spellEnd"/>
       <w:r>
         <w:t xml:space="preserve"> master should be followed the below </w:t>
       </w:r>
@@ -727,16 +861,17 @@
       <w:r>
         <w:t>- Display "</w:t>
       </w:r>
+      <w:proofErr w:type="spellStart"/>
       <w:r>
         <w:t>LeaveType</w:t>
       </w:r>
+      <w:proofErr w:type="spellEnd"/>
       <w:r>
         <w:t xml:space="preserve"> Already Exists" validation message</w:t>
       </w:r>
     </w:p>
     <w:p>
       <w:r>
-        <w:lastRenderedPageBreak/>
         <w:t>- All fields are mandatory</w:t>
       </w:r>
     </w:p>
@@ -751,6 +886,7 @@
           <w:b/>
           <w:bCs/>
         </w:rPr>
+        <w:lastRenderedPageBreak/>
         <w:t>### 3. Search Functionality</w:t>
       </w:r>
     </w:p>
@@ -801,17 +937,21 @@
       <w:r>
         <w:t xml:space="preserve">- Create new </w:t>
       </w:r>
+      <w:proofErr w:type="spellStart"/>
       <w:r>
         <w:t>LeaveType</w:t>
       </w:r>
+      <w:proofErr w:type="spellEnd"/>
     </w:p>
     <w:p>
       <w:r>
         <w:t xml:space="preserve">- Read/View </w:t>
       </w:r>
+      <w:proofErr w:type="spellStart"/>
       <w:r>
         <w:t>LeaveType</w:t>
       </w:r>
+      <w:proofErr w:type="spellEnd"/>
       <w:r>
         <w:t xml:space="preserve"> </w:t>
       </w:r>
@@ -823,17 +963,21 @@
       <w:r>
         <w:t xml:space="preserve">- Update existing </w:t>
       </w:r>
+      <w:proofErr w:type="spellStart"/>
       <w:r>
         <w:t>LeaveType</w:t>
       </w:r>
+      <w:proofErr w:type="spellEnd"/>
     </w:p>
     <w:p>
       <w:r>
         <w:t xml:space="preserve">- Delete </w:t>
       </w:r>
+      <w:proofErr w:type="spellStart"/>
       <w:r>
         <w:t>LeaveType</w:t>
       </w:r>
+      <w:proofErr w:type="spellEnd"/>
       <w:r>
         <w:t xml:space="preserve"> </w:t>
       </w:r>
@@ -885,8 +1029,13 @@
         <w:t>- Display</w:t>
       </w:r>
       <w:r>
-        <w:t xml:space="preserve"> loggedin</w:t>
-      </w:r>
+        <w:t xml:space="preserve"> </w:t>
+      </w:r>
+      <w:proofErr w:type="spellStart"/>
+      <w:r>
+        <w:t>loggedin</w:t>
+      </w:r>
+      <w:proofErr w:type="spellEnd"/>
       <w:r>
         <w:t xml:space="preserve"> Employee Number and Name before Sign Out button</w:t>
       </w:r>
@@ -896,7 +1045,9 @@
     </w:p>
     <w:p>
       <w:r>
-        <w:lastRenderedPageBreak/>
+        <w:rPr>
+          <w:noProof/>
+        </w:rPr>
         <w:drawing>
           <wp:inline distT="0" distB="0" distL="0" distR="0" wp14:anchorId="7E05F878" wp14:editId="1EC61BF3">
             <wp:extent cx="5943600" cy="1662430"/>
@@ -936,6 +1087,7 @@
     </w:p>
     <w:p>
       <w:r>
+        <w:lastRenderedPageBreak/>
         <w:t>- Responsive design</w:t>
       </w:r>
     </w:p>
@@ -961,7 +1113,7 @@
 </file>
 
 <file path=word/numbering.xml><?xml version="1.0" encoding="utf-8"?>
-<w:numbering xmlns:wpc="http://schemas.microsoft.com/office/word/2010/wordprocessingCanvas" xmlns:cx="http://schemas.microsoft.com/office/drawing/2014/chartex" xmlns:cx1="http://schemas.microsoft.com/office/drawing/2015/9/8/chartex" xmlns:cx2="http://schemas.microsoft.com/office/drawing/2015/10/21/chartex" xmlns:cx3="http://schemas.microsoft.com/office/drawing/2016/5/9/chartex" xmlns:cx4="http://schemas.microsoft.com/office/drawing/2016/5/10/chartex" xmlns:cx5="http://schemas.microsoft.com/office/drawing/2016/5/11/chartex" xmlns:cx6="http://schemas.microsoft.com/office/drawing/2016/5/12/chartex" xmlns:cx7="http://schemas.microsoft.com/office/drawing/2016/5/13/chartex" xmlns:cx8="http://schemas.microsoft.com/office/drawing/2016/5/14/chartex" xmlns:mc="http://schemas.openxmlformats.org/markup-compatibility/2006" xmlns:aink="http://schemas.microsoft.com/office/drawing/2016/ink" xmlns:am3d="http://schemas.microsoft.com/office/drawing/2017/model3d" xmlns:o="urn:schemas-microsoft-com:office:office" xmlns:oel="http://schemas.microsoft.com/office/2019/extlst" xmlns:r="http://schemas.openxmlformats.org/officeDocument/2006/relationships" xmlns:m="http://schemas.openxmlformats.org/officeDocument/2006/math" xmlns:v="urn:schemas-microsoft-com:vml" xmlns:wp14="http://schemas.microsoft.com/office/word/2010/wordprocessingDrawing" xmlns:wp="http://schemas.openxmlformats.org/drawingml/2006/wordprocessingDrawing" xmlns:w10="urn:schemas-microsoft-com:office:word" xmlns:w="http://schemas.openxmlformats.org/wordprocessingml/2006/main" xmlns:w14="http://schemas.microsoft.com/office/word/2010/wordml" xmlns:w15="http://schemas.microsoft.com/office/word/2012/wordml" xmlns:w16cex="http://schemas.microsoft.com/office/word/2018/wordml/cex" xmlns:w16cid="http://schemas.microsoft.com/office/word/2016/wordml/cid" xmlns:w16="http://schemas.microsoft.com/office/word/2018/wordml" xmlns:w16du="http://schemas.microsoft.com/office/word/2023/wordml/word16du" xmlns:w16sdtdh="http://schemas.microsoft.com/office/word/2020/wordml/sdtdatahash" xmlns:w16sdtfl="http://schemas.microsoft.com/office/word/2024/wordml/sdtformatlock" xmlns:w16se="http://schemas.microsoft.com/office/word/2015/wordml/symex" xmlns:wpg="http://schemas.microsoft.com/office/word/2010/wordprocessingGroup" xmlns:wpi="http://schemas.microsoft.com/office/word/2010/wordprocessingInk" xmlns:wne="http://schemas.microsoft.com/office/word/2006/wordml" xmlns:wps="http://schemas.microsoft.com/office/word/2010/wordprocessingShape" mc:Ignorable="w14 w15 w16se w16cid w16 w16cex w16sdtdh w16sdtfl w16du wp14">
+<w:numbering xmlns:wpc="http://schemas.microsoft.com/office/word/2010/wordprocessingCanvas" xmlns:cx="http://schemas.microsoft.com/office/drawing/2014/chartex" xmlns:cx1="http://schemas.microsoft.com/office/drawing/2015/9/8/chartex" xmlns:cx2="http://schemas.microsoft.com/office/drawing/2015/10/21/chartex" xmlns:cx3="http://schemas.microsoft.com/office/drawing/2016/5/9/chartex" xmlns:cx4="http://schemas.microsoft.com/office/drawing/2016/5/10/chartex" xmlns:cx5="http://schemas.microsoft.com/office/drawing/2016/5/11/chartex" xmlns:cx6="http://schemas.microsoft.com/office/drawing/2016/5/12/chartex" xmlns:cx7="http://schemas.microsoft.com/office/drawing/2016/5/13/chartex" xmlns:cx8="http://schemas.microsoft.com/office/drawing/2016/5/14/chartex" xmlns:mc="http://schemas.openxmlformats.org/markup-compatibility/2006" xmlns:aink="http://schemas.microsoft.com/office/drawing/2016/ink" xmlns:am3d="http://schemas.microsoft.com/office/drawing/2017/model3d" xmlns:o="urn:schemas-microsoft-com:office:office" xmlns:r="http://schemas.openxmlformats.org/officeDocument/2006/relationships" xmlns:m="http://schemas.openxmlformats.org/officeDocument/2006/math" xmlns:v="urn:schemas-microsoft-com:vml" xmlns:wp14="http://schemas.microsoft.com/office/word/2010/wordprocessingDrawing" xmlns:wp="http://schemas.openxmlformats.org/drawingml/2006/wordprocessingDrawing" xmlns:w10="urn:schemas-microsoft-com:office:word" xmlns:w="http://schemas.openxmlformats.org/wordprocessingml/2006/main" xmlns:w14="http://schemas.microsoft.com/office/word/2010/wordml" xmlns:w15="http://schemas.microsoft.com/office/word/2012/wordml" xmlns:w16cid="http://schemas.microsoft.com/office/word/2016/wordml/cid" xmlns:w16se="http://schemas.microsoft.com/office/word/2015/wordml/symex" xmlns:wpg="http://schemas.microsoft.com/office/word/2010/wordprocessingGroup" xmlns:wpi="http://schemas.microsoft.com/office/word/2010/wordprocessingInk" xmlns:wne="http://schemas.microsoft.com/office/word/2006/wordml" xmlns:wps="http://schemas.microsoft.com/office/word/2010/wordprocessingShape" mc:Ignorable="w14 w15 w16se w16cid wp14">
   <w:abstractNum w:abstractNumId="0" w15:restartNumberingAfterBreak="0">
     <w:nsid w:val="0B654D6F"/>
     <w:multiLevelType w:val="multilevel"/>
@@ -5446,107 +5598,107 @@
       </w:rPr>
     </w:lvl>
   </w:abstractNum>
-  <w:num w:numId="1" w16cid:durableId="230703931">
+  <w:num w:numId="1">
     <w:abstractNumId w:val="25"/>
   </w:num>
-  <w:num w:numId="2" w16cid:durableId="114760879">
+  <w:num w:numId="2">
     <w:abstractNumId w:val="6"/>
   </w:num>
-  <w:num w:numId="3" w16cid:durableId="768891210">
+  <w:num w:numId="3">
     <w:abstractNumId w:val="3"/>
   </w:num>
-  <w:num w:numId="4" w16cid:durableId="463743804">
+  <w:num w:numId="4">
     <w:abstractNumId w:val="13"/>
   </w:num>
-  <w:num w:numId="5" w16cid:durableId="1468938097">
+  <w:num w:numId="5">
     <w:abstractNumId w:val="20"/>
   </w:num>
-  <w:num w:numId="6" w16cid:durableId="207422542">
+  <w:num w:numId="6">
     <w:abstractNumId w:val="23"/>
   </w:num>
-  <w:num w:numId="7" w16cid:durableId="46152342">
+  <w:num w:numId="7">
     <w:abstractNumId w:val="29"/>
   </w:num>
-  <w:num w:numId="8" w16cid:durableId="2114784353">
+  <w:num w:numId="8">
     <w:abstractNumId w:val="15"/>
   </w:num>
-  <w:num w:numId="9" w16cid:durableId="377240593">
+  <w:num w:numId="9">
     <w:abstractNumId w:val="18"/>
   </w:num>
-  <w:num w:numId="10" w16cid:durableId="1288505322">
+  <w:num w:numId="10">
     <w:abstractNumId w:val="19"/>
   </w:num>
-  <w:num w:numId="11" w16cid:durableId="1227911855">
+  <w:num w:numId="11">
     <w:abstractNumId w:val="12"/>
   </w:num>
-  <w:num w:numId="12" w16cid:durableId="1751004070">
+  <w:num w:numId="12">
     <w:abstractNumId w:val="7"/>
   </w:num>
-  <w:num w:numId="13" w16cid:durableId="829371510">
+  <w:num w:numId="13">
     <w:abstractNumId w:val="17"/>
   </w:num>
-  <w:num w:numId="14" w16cid:durableId="2064984762">
+  <w:num w:numId="14">
     <w:abstractNumId w:val="24"/>
   </w:num>
-  <w:num w:numId="15" w16cid:durableId="687609534">
+  <w:num w:numId="15">
     <w:abstractNumId w:val="9"/>
   </w:num>
-  <w:num w:numId="16" w16cid:durableId="1180701044">
+  <w:num w:numId="16">
     <w:abstractNumId w:val="14"/>
   </w:num>
-  <w:num w:numId="17" w16cid:durableId="1069957733">
+  <w:num w:numId="17">
     <w:abstractNumId w:val="28"/>
   </w:num>
-  <w:num w:numId="18" w16cid:durableId="233124979">
+  <w:num w:numId="18">
     <w:abstractNumId w:val="30"/>
   </w:num>
-  <w:num w:numId="19" w16cid:durableId="44258974">
+  <w:num w:numId="19">
     <w:abstractNumId w:val="5"/>
   </w:num>
-  <w:num w:numId="20" w16cid:durableId="1673291183">
+  <w:num w:numId="20">
     <w:abstractNumId w:val="10"/>
   </w:num>
-  <w:num w:numId="21" w16cid:durableId="251551024">
+  <w:num w:numId="21">
     <w:abstractNumId w:val="4"/>
   </w:num>
-  <w:num w:numId="22" w16cid:durableId="1037197530">
+  <w:num w:numId="22">
     <w:abstractNumId w:val="26"/>
   </w:num>
-  <w:num w:numId="23" w16cid:durableId="356665337">
+  <w:num w:numId="23">
     <w:abstractNumId w:val="11"/>
   </w:num>
-  <w:num w:numId="24" w16cid:durableId="1445344532">
+  <w:num w:numId="24">
     <w:abstractNumId w:val="22"/>
   </w:num>
-  <w:num w:numId="25" w16cid:durableId="1029330308">
+  <w:num w:numId="25">
     <w:abstractNumId w:val="27"/>
   </w:num>
-  <w:num w:numId="26" w16cid:durableId="1361584456">
+  <w:num w:numId="26">
     <w:abstractNumId w:val="21"/>
   </w:num>
-  <w:num w:numId="27" w16cid:durableId="747307397">
+  <w:num w:numId="27">
     <w:abstractNumId w:val="31"/>
   </w:num>
-  <w:num w:numId="28" w16cid:durableId="506869704">
+  <w:num w:numId="28">
     <w:abstractNumId w:val="16"/>
   </w:num>
-  <w:num w:numId="29" w16cid:durableId="1932660434">
+  <w:num w:numId="29">
     <w:abstractNumId w:val="8"/>
   </w:num>
-  <w:num w:numId="30" w16cid:durableId="1566338101">
+  <w:num w:numId="30">
     <w:abstractNumId w:val="2"/>
   </w:num>
-  <w:num w:numId="31" w16cid:durableId="1858696409">
+  <w:num w:numId="31">
     <w:abstractNumId w:val="1"/>
   </w:num>
-  <w:num w:numId="32" w16cid:durableId="1757021511">
+  <w:num w:numId="32">
     <w:abstractNumId w:val="0"/>
   </w:num>
 </w:numbering>
 </file>
 
 <file path=word/styles.xml><?xml version="1.0" encoding="utf-8"?>
-<w:styles xmlns:mc="http://schemas.openxmlformats.org/markup-compatibility/2006" xmlns:r="http://schemas.openxmlformats.org/officeDocument/2006/relationships" xmlns:w="http://schemas.openxmlformats.org/wordprocessingml/2006/main" xmlns:w14="http://schemas.microsoft.com/office/word/2010/wordml" xmlns:w15="http://schemas.microsoft.com/office/word/2012/wordml" xmlns:w16cex="http://schemas.microsoft.com/office/word/2018/wordml/cex" xmlns:w16cid="http://schemas.microsoft.com/office/word/2016/wordml/cid" xmlns:w16="http://schemas.microsoft.com/office/word/2018/wordml" xmlns:w16du="http://schemas.microsoft.com/office/word/2023/wordml/word16du" xmlns:w16sdtdh="http://schemas.microsoft.com/office/word/2020/wordml/sdtdatahash" xmlns:w16sdtfl="http://schemas.microsoft.com/office/word/2024/wordml/sdtformatlock" xmlns:w16se="http://schemas.microsoft.com/office/word/2015/wordml/symex" mc:Ignorable="w14 w15 w16se w16cid w16 w16cex w16sdtdh w16sdtfl w16du">
+<w:styles xmlns:mc="http://schemas.openxmlformats.org/markup-compatibility/2006" xmlns:r="http://schemas.openxmlformats.org/officeDocument/2006/relationships" xmlns:w="http://schemas.openxmlformats.org/wordprocessingml/2006/main" xmlns:w14="http://schemas.microsoft.com/office/word/2010/wordml" xmlns:w15="http://schemas.microsoft.com/office/word/2012/wordml" xmlns:w16cid="http://schemas.microsoft.com/office/word/2016/wordml/cid" xmlns:w16se="http://schemas.microsoft.com/office/word/2015/wordml/symex" mc:Ignorable="w14 w15 w16se w16cid">
   <w:docDefaults>
     <w:rPrDefault>
       <w:rPr>
@@ -5564,7 +5716,7 @@
       </w:pPr>
     </w:pPrDefault>
   </w:docDefaults>
-  <w:latentStyles w:defLockedState="0" w:defUIPriority="99" w:defSemiHidden="0" w:defUnhideWhenUsed="0" w:defQFormat="0" w:count="376">
+  <w:latentStyles w:defLockedState="0" w:defUIPriority="99" w:defSemiHidden="0" w:defUnhideWhenUsed="0" w:defQFormat="0" w:count="375">
     <w:lsdException w:name="Normal" w:uiPriority="0" w:qFormat="1"/>
     <w:lsdException w:name="heading 1" w:uiPriority="9" w:qFormat="1"/>
     <w:lsdException w:name="heading 2" w:semiHidden="1" w:uiPriority="9" w:unhideWhenUsed="1" w:qFormat="1"/>
@@ -5940,7 +6092,6 @@
     <w:lsdException w:name="Smart Hyperlink" w:semiHidden="1" w:unhideWhenUsed="1"/>
     <w:lsdException w:name="Hashtag" w:semiHidden="1" w:unhideWhenUsed="1"/>
     <w:lsdException w:name="Unresolved Mention" w:semiHidden="1" w:unhideWhenUsed="1"/>
-    <w:lsdException w:name="Smart Link" w:semiHidden="1" w:unhideWhenUsed="1"/>
   </w:latentStyles>
   <w:style w:type="paragraph" w:default="1" w:styleId="Normal">
     <w:name w:val="Normal"/>
